--- a/RECORDS/09_Articles/Songs/cheques_song.docx
+++ b/RECORDS/09_Articles/Songs/cheques_song.docx
@@ -7,7 +7,7 @@
         <w:pStyle w:val="Title"/>
       </w:pPr>
       <w:r>
-        <w:t>Cheques Song – Line by Line Meaning</w:t>
+        <w:t>Cheques Song – Detailed Meaning Table</w:t>
       </w:r>
     </w:p>
     <w:tbl>
@@ -26,7 +26,7 @@
           </w:tcPr>
           <w:p>
             <w:r>
-              <w:t>English Meaning</w:t>
+              <w:t>Lyrics + English Meaning</w:t>
             </w:r>
           </w:p>
         </w:tc>
@@ -36,7 +36,7 @@
           </w:tcPr>
           <w:p>
             <w:r>
-              <w:t>Punjabi Line</w:t>
+              <w:t>Punjabi Word Meaning</w:t>
             </w:r>
           </w:p>
         </w:tc>
@@ -48,6 +48,8 @@
           </w:tcPr>
           <w:p>
             <w:r>
+              <w:t>Je Koyi Shak Ni Aah Kari Check Ni</w:t>
+              <w:br/>
               <w:t>If you have any doubt, go check it yourself</w:t>
             </w:r>
           </w:p>
@@ -58,7 +60,7 @@
           </w:tcPr>
           <w:p>
             <w:r>
-              <w:t>Je Koyi Shak Ni Aah Kari Check Ni</w:t>
+              <w:t>Shak = doubt</w:t>
             </w:r>
           </w:p>
         </w:tc>
@@ -70,6 +72,8 @@
           </w:tcPr>
           <w:p>
             <w:r>
+              <w:t>Biba Jatt Di Aa Chale Sardaari</w:t>
+              <w:br/>
               <w:t>Girl, I live like a leader</w:t>
             </w:r>
           </w:p>
@@ -80,7 +84,7 @@
           </w:tcPr>
           <w:p>
             <w:r>
-              <w:t>Biba Jatt Di Aa Chale Sardaari</w:t>
+              <w:t>Sardaari = leadership/dominance</w:t>
             </w:r>
           </w:p>
         </w:tc>
@@ -92,6 +96,8 @@
           </w:tcPr>
           <w:p>
             <w:r>
+              <w:t>Lagge Jeck Ni Aah Wadde Cheque Ni</w:t>
+              <w:br/>
               <w:t>I wear stylish jackets and deal with big money</w:t>
             </w:r>
           </w:p>
@@ -102,7 +108,7 @@
           </w:tcPr>
           <w:p>
             <w:r>
-              <w:t>Lagge Jeck Ni Aah Wadde Cheque Ni</w:t>
+              <w:t>Cheque = large money payment</w:t>
             </w:r>
           </w:p>
         </w:tc>
@@ -114,6 +120,8 @@
           </w:tcPr>
           <w:p>
             <w:r>
+              <w:t>Utte Aale Naal Layi Baitha Yaari</w:t>
+              <w:br/>
               <w:t>I have connection with God/powerful people</w:t>
             </w:r>
           </w:p>
@@ -124,7 +132,7 @@
           </w:tcPr>
           <w:p>
             <w:r>
-              <w:t>Utte Aale Naal Layi Baitha Yaari</w:t>
+              <w:t>Utte Aale = God</w:t>
             </w:r>
           </w:p>
         </w:tc>
@@ -136,6 +144,8 @@
           </w:tcPr>
           <w:p>
             <w:r>
+              <w:t>Rakhe Ankh Ni Vairi Kakh Ni</w:t>
+              <w:br/>
               <w:t>I stay alert; enemies are nothing</w:t>
             </w:r>
           </w:p>
@@ -146,7 +156,7 @@
           </w:tcPr>
           <w:p>
             <w:r>
-              <w:t>Rakhe Ankh Ni Vairi Kakh Ni</w:t>
+              <w:t>Vairi = enemy</w:t>
             </w:r>
           </w:p>
         </w:tc>
@@ -158,6 +168,8 @@
           </w:tcPr>
           <w:p>
             <w:r>
+              <w:t>Game Ghummdi Aa Baithe Phone Chakk Ni</w:t>
+              <w:br/>
               <w:t>The whole game runs through my phone</w:t>
             </w:r>
           </w:p>
@@ -168,7 +180,7 @@
           </w:tcPr>
           <w:p>
             <w:r>
-              <w:t>Game Ghummdi Aa Baithe Phone Chakk Ni</w:t>
+              <w:t>Ghummdi = revolves</w:t>
             </w:r>
           </w:p>
         </w:tc>
@@ -180,6 +192,8 @@
           </w:tcPr>
           <w:p>
             <w:r>
+              <w:t>Pichhe Jag Ni Layi Lag Ni</w:t>
+              <w:br/>
               <w:t>The world follows me</w:t>
             </w:r>
           </w:p>
@@ -190,7 +204,7 @@
           </w:tcPr>
           <w:p>
             <w:r>
-              <w:t>Pichhe Jag Ni Layi Lag Ni</w:t>
+              <w:t>Jag = world</w:t>
             </w:r>
           </w:p>
         </w:tc>
@@ -202,6 +216,8 @@
           </w:tcPr>
           <w:p>
             <w:r>
+              <w:t>Laggi Kaiyan De Aa Utte Tak Agg Ni</w:t>
+              <w:br/>
               <w:t>People are jealous seeing me</w:t>
             </w:r>
           </w:p>
@@ -212,7 +228,7 @@
           </w:tcPr>
           <w:p>
             <w:r>
-              <w:t>Laggi Kaiyan De Aa Utte Tak Agg Ni</w:t>
+              <w:t>Agg = fire/jealousy</w:t>
             </w:r>
           </w:p>
         </w:tc>
@@ -224,6 +240,8 @@
           </w:tcPr>
           <w:p>
             <w:r>
+              <w:t>Haan Kauda Lagda Subaah</w:t>
+              <w:br/>
               <w:t>My nature seems rude</w:t>
             </w:r>
           </w:p>
@@ -234,7 +252,7 @@
           </w:tcPr>
           <w:p>
             <w:r>
-              <w:t>Haan Kauda Lagda Subaah</w:t>
+              <w:t>Kauda = bitter</w:t>
             </w:r>
           </w:p>
         </w:tc>
@@ -246,6 +264,8 @@
           </w:tcPr>
           <w:p>
             <w:r>
+              <w:t>Naam Chale Thaan Thaan</w:t>
+              <w:br/>
               <w:t>My name is famous everywhere</w:t>
             </w:r>
           </w:p>
@@ -256,7 +276,7 @@
           </w:tcPr>
           <w:p>
             <w:r>
-              <w:t>Naam Chale Thaan Thaan</w:t>
+              <w:t>Thaan Thaan = everywhere</w:t>
             </w:r>
           </w:p>
         </w:tc>
@@ -268,6 +288,8 @@
           </w:tcPr>
           <w:p>
             <w:r>
+              <w:t>Jatt Taan Pehli Malli Baithi Thaan</w:t>
+              <w:br/>
               <w:t>I have already reached top position</w:t>
             </w:r>
           </w:p>
@@ -278,7 +300,7 @@
           </w:tcPr>
           <w:p>
             <w:r>
-              <w:t>Jatt Taan Pehli Malli Baithi Thaan</w:t>
+              <w:t>Jatt = confident man</w:t>
             </w:r>
           </w:p>
         </w:tc>
@@ -290,6 +312,8 @@
           </w:tcPr>
           <w:p>
             <w:r>
+              <w:t>Jussa Marda Ae Thaan Thaan</w:t>
+              <w:br/>
               <w:t>My energy shows everywhere</w:t>
             </w:r>
           </w:p>
@@ -300,7 +324,7 @@
           </w:tcPr>
           <w:p>
             <w:r>
-              <w:t>Jussa Marda Ae Thaan Thaan</w:t>
+              <w:t>Jussa = body energy</w:t>
             </w:r>
           </w:p>
         </w:tc>
@@ -312,6 +336,8 @@
           </w:tcPr>
           <w:p>
             <w:r>
+              <w:t>Tutti Boldi Ae Jag Te</w:t>
+              <w:br/>
               <w:t>My style speaks loudly</w:t>
             </w:r>
           </w:p>
@@ -322,7 +348,7 @@
           </w:tcPr>
           <w:p>
             <w:r>
-              <w:t>Tutti Boldi Ae Jag Te</w:t>
+              <w:t>Tutti = dominance/style</w:t>
             </w:r>
           </w:p>
         </w:tc>
@@ -334,6 +360,8 @@
           </w:tcPr>
           <w:p>
             <w:r>
+              <w:t>Sadda Rutba Hi Dekh Vairi Seena Saarhda</w:t>
+              <w:br/>
               <w:t>Enemies burn seeing my status</w:t>
             </w:r>
           </w:p>
@@ -344,7 +372,7 @@
           </w:tcPr>
           <w:p>
             <w:r>
-              <w:t>Sadda Rutba Hi Dekh Vairi Seena Saarhda</w:t>
+              <w:t>Rutba = status</w:t>
             </w:r>
           </w:p>
         </w:tc>
@@ -356,6 +384,8 @@
           </w:tcPr>
           <w:p>
             <w:r>
+              <w:t>Baba Bina Hi Talawan Jaanda Guddi Chaadhda</w:t>
+              <w:br/>
               <w:t>I rise without support</w:t>
             </w:r>
           </w:p>
@@ -366,7 +396,7 @@
           </w:tcPr>
           <w:p>
             <w:r>
-              <w:t>Baba Bina Hi Talawan Jaanda Guddi Chaadhda</w:t>
+              <w:t>Guddi Chaadhda = rise high</w:t>
             </w:r>
           </w:p>
         </w:tc>
@@ -378,6 +408,8 @@
           </w:tcPr>
           <w:p>
             <w:r>
+              <w:t>Tu Na Jaandi Na Karobaar</w:t>
+              <w:br/>
               <w:t>You don’t understand my business</w:t>
             </w:r>
           </w:p>
@@ -388,7 +420,7 @@
           </w:tcPr>
           <w:p>
             <w:r>
-              <w:t>Tu Na Jaandi Na Karobaar</w:t>
+              <w:t>Karobaar = business</w:t>
             </w:r>
           </w:p>
         </w:tc>
@@ -400,6 +432,8 @@
           </w:tcPr>
           <w:p>
             <w:r>
+              <w:t>Jaali Number Plate Laggi Car Di</w:t>
+              <w:br/>
               <w:t>Car has fake number plate</w:t>
             </w:r>
           </w:p>
@@ -410,7 +444,7 @@
           </w:tcPr>
           <w:p>
             <w:r>
-              <w:t>Jaali Number Plate Laggi Car Di</w:t>
+              <w:t>Jaali = fake</w:t>
             </w:r>
           </w:p>
         </w:tc>
@@ -422,6 +456,8 @@
           </w:tcPr>
           <w:p>
             <w:r>
+              <w:t>Saare Yaar Baithe Baahar</w:t>
+              <w:br/>
               <w:t>All friends are ready outside</w:t>
             </w:r>
           </w:p>
@@ -432,7 +468,7 @@
           </w:tcPr>
           <w:p>
             <w:r>
-              <w:t>Saare Yaar Baithe Baahar</w:t>
+              <w:t>Yaar = friends</w:t>
             </w:r>
           </w:p>
         </w:tc>
@@ -444,6 +480,8 @@
           </w:tcPr>
           <w:p>
             <w:r>
+              <w:t>Kadde Jaan Ni Jo Lagga Dubb Naal</w:t>
+              <w:br/>
               <w:t>I carry something dangerous</w:t>
             </w:r>
           </w:p>
@@ -454,7 +492,7 @@
           </w:tcPr>
           <w:p>
             <w:r>
-              <w:t>Kadde Jaan Ni Jo Lagga Dubb Naal</w:t>
+              <w:t>Dubb = waist/weapon place</w:t>
             </w:r>
           </w:p>
         </w:tc>
@@ -466,6 +504,8 @@
           </w:tcPr>
           <w:p>
             <w:r>
+              <w:t>Face Utte Aa Glow</w:t>
+              <w:br/>
               <w:t>My face shines with confidence</w:t>
             </w:r>
           </w:p>
@@ -476,7 +516,7 @@
           </w:tcPr>
           <w:p>
             <w:r>
-              <w:t>Face Utte Aa Glow</w:t>
+              <w:t>Glow = shine</w:t>
             </w:r>
           </w:p>
         </w:tc>
@@ -488,6 +528,8 @@
           </w:tcPr>
           <w:p>
             <w:r>
+              <w:t>Puchhi Na Tikane</w:t>
+              <w:br/>
               <w:t>Don’t ask my location</w:t>
             </w:r>
           </w:p>
@@ -498,7 +540,7 @@
           </w:tcPr>
           <w:p>
             <w:r>
-              <w:t>Puchhi Na Tikane</w:t>
+              <w:t>Tikane = location</w:t>
             </w:r>
           </w:p>
         </w:tc>
@@ -510,6 +552,8 @@
           </w:tcPr>
           <w:p>
             <w:r>
+              <w:t>Saare Rehnde Aa Ni Low</w:t>
+              <w:br/>
               <w:t>Others stay low compared to me</w:t>
             </w:r>
           </w:p>
@@ -520,7 +564,7 @@
           </w:tcPr>
           <w:p>
             <w:r>
-              <w:t>Saare Rehnde Aa Ni Low</w:t>
+              <w:t>Low = lower status</w:t>
             </w:r>
           </w:p>
         </w:tc>
@@ -532,6 +576,8 @@
           </w:tcPr>
           <w:p>
             <w:r>
+              <w:t>Ek Do Copy Karde Flow</w:t>
+              <w:br/>
               <w:t>Some people copy my style</w:t>
             </w:r>
           </w:p>
@@ -542,7 +588,7 @@
           </w:tcPr>
           <w:p>
             <w:r>
-              <w:t>Ek Do Copy Karde Flow</w:t>
+              <w:t>Flow = style</w:t>
             </w:r>
           </w:p>
         </w:tc>
@@ -554,6 +600,8 @@
           </w:tcPr>
           <w:p>
             <w:r>
+              <w:t>Thande Karte Aa Billo</w:t>
+              <w:br/>
               <w:t>I have silenced them</w:t>
             </w:r>
           </w:p>
@@ -564,7 +612,7 @@
           </w:tcPr>
           <w:p>
             <w:r>
-              <w:t>Thande Karte Aa Billo</w:t>
+              <w:t>Thande = cooled down/silenced</w:t>
             </w:r>
           </w:p>
         </w:tc>
@@ -576,6 +624,8 @@
           </w:tcPr>
           <w:p>
             <w:r>
+              <w:t>Kahdi Kitti Kalakaari</w:t>
+              <w:br/>
               <w:t>What talent do they even have?</w:t>
             </w:r>
           </w:p>
@@ -586,7 +636,7 @@
           </w:tcPr>
           <w:p>
             <w:r>
-              <w:t>Kahdi Kitti Kalakaari</w:t>
+              <w:t>Kalakaari = artistry</w:t>
             </w:r>
           </w:p>
         </w:tc>
